--- a/dist/exports/definite-integration_revision_notes.docx
+++ b/dist/exports/definite-integration_revision_notes.docx
@@ -189,7 +189,7 @@
                 <w:color w:val="2D3748"/>
                 <w:sz w:val="19"/>
               </w:rPr>
-              <w:t>Definite Integration - Core Application</w:t>
+              <w:t>King's Property &amp; Definite Integral Properties</w:t>
             </w:r>
           </w:p>
         </w:tc>
@@ -209,7 +209,7 @@
               <w:rPr>
                 <w:sz w:val="19"/>
               </w:rPr>
-              <w:t>322 PYQs</w:t>
+              <w:t>173 PYQs</w:t>
             </w:r>
           </w:p>
         </w:tc>
@@ -230,7 +230,94 @@
                 <w:color w:val="718096"/>
                 <w:sz w:val="19"/>
               </w:rPr>
-              <w:t>General Concept</w:t>
+              <w:t>Integral Properties</w:t>
+            </w:r>
+          </w:p>
+        </w:tc>
+      </w:tr>
+      <w:tr>
+        <w:tc>
+          <w:tcPr>
+            <w:tcW w:type="dxa" w:w="2160"/>
+            <w:shd w:fill="FFFFFF"/>
+            <w:tcMar>
+              <w:top w:w="80" w:type="dxa"/>
+              <w:bottom w:w="80" w:type="dxa"/>
+              <w:left w:w="150" w:type="dxa"/>
+              <w:right w:w="150" w:type="dxa"/>
+            </w:tcMar>
+          </w:tcPr>
+          <w:p>
+            <w:r>
+              <w:rPr>
+                <w:b/>
+                <w:color w:val="C53030"/>
+                <w:sz w:val="19"/>
+              </w:rPr>
+              <w:t>Very High</w:t>
+            </w:r>
+          </w:p>
+        </w:tc>
+        <w:tc>
+          <w:tcPr>
+            <w:tcW w:type="dxa" w:w="4320"/>
+            <w:shd w:fill="FFFFFF"/>
+            <w:tcMar>
+              <w:top w:w="80" w:type="dxa"/>
+              <w:bottom w:w="80" w:type="dxa"/>
+              <w:left w:w="150" w:type="dxa"/>
+              <w:right w:w="150" w:type="dxa"/>
+            </w:tcMar>
+          </w:tcPr>
+          <w:p>
+            <w:r>
+              <w:rPr>
+                <w:b/>
+                <w:color w:val="2D3748"/>
+                <w:sz w:val="19"/>
+              </w:rPr>
+              <w:t>Limit of a Sum &amp; Area Under Curves</w:t>
+            </w:r>
+          </w:p>
+        </w:tc>
+        <w:tc>
+          <w:tcPr>
+            <w:tcW w:type="dxa" w:w="1728"/>
+            <w:shd w:fill="FFFFFF"/>
+            <w:tcMar>
+              <w:top w:w="80" w:type="dxa"/>
+              <w:bottom w:w="80" w:type="dxa"/>
+              <w:left w:w="150" w:type="dxa"/>
+              <w:right w:w="150" w:type="dxa"/>
+            </w:tcMar>
+          </w:tcPr>
+          <w:p>
+            <w:r>
+              <w:rPr>
+                <w:sz w:val="19"/>
+              </w:rPr>
+              <w:t>150 PYQs</w:t>
+            </w:r>
+          </w:p>
+        </w:tc>
+        <w:tc>
+          <w:tcPr>
+            <w:tcW w:type="dxa" w:w="1872"/>
+            <w:shd w:fill="FFFFFF"/>
+            <w:tcMar>
+              <w:top w:w="80" w:type="dxa"/>
+              <w:bottom w:w="80" w:type="dxa"/>
+              <w:left w:w="150" w:type="dxa"/>
+              <w:right w:w="150" w:type="dxa"/>
+            </w:tcMar>
+          </w:tcPr>
+          <w:p>
+            <w:r>
+              <w:rPr>
+                <w:color w:val="718096"/>
+                <w:sz w:val="19"/>
+              </w:rPr>
+              <w:t>Summation &amp; Area</w:t>
             </w:r>
           </w:p>
         </w:tc>
@@ -311,6 +398,98 @@
           </w:p>
         </w:tc>
       </w:tr>
+      <w:tr>
+        <w:tc>
+          <w:tcPr>
+            <w:tcW w:type="dxa" w:w="3600"/>
+            <w:shd w:fill="F7FAFC"/>
+            <w:tcMar>
+              <w:top w:w="100" w:type="dxa"/>
+              <w:bottom w:w="100" w:type="dxa"/>
+              <w:left w:w="150" w:type="dxa"/>
+              <w:right w:w="150" w:type="dxa"/>
+            </w:tcMar>
+          </w:tcPr>
+          <w:p>
+            <w:r>
+              <w:rPr>
+                <w:b/>
+                <w:color w:val="1A365D"/>
+                <w:sz w:val="19"/>
+              </w:rPr>
+              <w:t>King's Property &amp; Definite Integral Properties</w:t>
+            </w:r>
+          </w:p>
+        </w:tc>
+        <w:tc>
+          <w:tcPr>
+            <w:tcW w:type="dxa" w:w="6480"/>
+            <w:shd w:fill="F7FAFC"/>
+            <w:tcMar>
+              <w:top w:w="100" w:type="dxa"/>
+              <w:bottom w:w="100" w:type="dxa"/>
+              <w:left w:w="150" w:type="dxa"/>
+              <w:right w:w="150" w:type="dxa"/>
+            </w:tcMar>
+          </w:tcPr>
+          <w:p>
+            <w:r>
+              <w:rPr>
+                <w:rFonts w:ascii="Cambria Math" w:hAnsi="Cambria Math"/>
+                <w:color w:val="2D3748"/>
+                <w:sz w:val="19"/>
+              </w:rPr>
+              <w:t>\int_a^b f(x)\,dx = \int_a^b f(a+b-x)\,dx, \quad \int_{-a}^a f(x)\,dx = 0 \text{ (if odd)}, \quad \frac{d}{dx}\int_{u(x)}^{v(x)} f(t)\,dt = f(v(x))v'(x) - f(u(x))u'(x)</w:t>
+            </w:r>
+          </w:p>
+        </w:tc>
+      </w:tr>
+      <w:tr>
+        <w:tc>
+          <w:tcPr>
+            <w:tcW w:type="dxa" w:w="3600"/>
+            <w:shd w:fill="FFFFFF"/>
+            <w:tcMar>
+              <w:top w:w="100" w:type="dxa"/>
+              <w:bottom w:w="100" w:type="dxa"/>
+              <w:left w:w="150" w:type="dxa"/>
+              <w:right w:w="150" w:type="dxa"/>
+            </w:tcMar>
+          </w:tcPr>
+          <w:p>
+            <w:r>
+              <w:rPr>
+                <w:b/>
+                <w:color w:val="1A365D"/>
+                <w:sz w:val="19"/>
+              </w:rPr>
+              <w:t>Limit of a Sum &amp; Area Under Curves</w:t>
+            </w:r>
+          </w:p>
+        </w:tc>
+        <w:tc>
+          <w:tcPr>
+            <w:tcW w:type="dxa" w:w="6480"/>
+            <w:shd w:fill="FFFFFF"/>
+            <w:tcMar>
+              <w:top w:w="100" w:type="dxa"/>
+              <w:bottom w:w="100" w:type="dxa"/>
+              <w:left w:w="150" w:type="dxa"/>
+              <w:right w:w="150" w:type="dxa"/>
+            </w:tcMar>
+          </w:tcPr>
+          <w:p>
+            <w:r>
+              <w:rPr>
+                <w:rFonts w:ascii="Cambria Math" w:hAnsi="Cambria Math"/>
+                <w:color w:val="2D3748"/>
+                <w:sz w:val="19"/>
+              </w:rPr>
+              <w:t>\lim_{n \to \infty} \frac{1}{n}\Sigma_{r=1}^n f\left(\frac{r}{n}\right) = \int_0^1 f(x)\,dx, \quad \text{Area between } y^2 = 4ax \text{ and } y = mx \implies \frac{8a^2}{3m^3}</w:t>
+            </w:r>
+          </w:p>
+        </w:tc>
+      </w:tr>
     </w:tbl>
     <w:p>
       <w:pPr>
@@ -338,7 +517,7 @@
           <w:color w:val="2B6CB0"/>
           <w:sz w:val="24"/>
         </w:rPr>
-        <w:t>3.1 Definite Integration - Core Application (Very High Yield — 322 PYQs)</w:t>
+        <w:t>3.1 King's Property &amp; Definite Integral Properties (Very High Yield — 173 PYQs)</w:t>
       </w:r>
     </w:p>
     <w:p>
@@ -353,7 +532,7 @@
         <w:rPr>
           <w:sz w:val="20"/>
         </w:rPr>
-        <w:t>Key problem pattern in Definite Integration.</w:t>
+        <w:t>King's property f(a+b-x), reflection symmetry, integrals of even/odd functions, periodic functions, and Leibnitz integral differentiation.</w:t>
       </w:r>
     </w:p>
     <w:tbl>
@@ -391,7 +570,7 @@
                 <w:color w:val="2D3748"/>
                 <w:sz w:val="19"/>
               </w:rPr>
-              <w:t>Watch for algebraic and sign errors.</w:t>
+              <w:t>King's property added to the original integral often yields 2I = ∫_a^b 1\,dx = b - a \implies I = (b - a / 2).</w:t>
             </w:r>
           </w:p>
         </w:tc>
@@ -432,7 +611,215 @@
                 <w:color w:val="2D3748"/>
                 <w:sz w:val="19"/>
               </w:rPr>
-              <w:t>Verify dimensions and boundary conditions.</w:t>
+              <w:t>Integral of odd function over symmetric limits [-a, a] is always ZERO: ∫_(-a)^a f(x)\,dx = 0.</w:t>
+            </w:r>
+          </w:p>
+        </w:tc>
+      </w:tr>
+    </w:tbl>
+    <w:p>
+      <w:pPr>
+        <w:spacing w:before="120" w:after="40"/>
+      </w:pPr>
+      <w:r>
+        <w:rPr>
+          <w:b/>
+          <w:color w:val="1A365D"/>
+          <w:sz w:val="19"/>
+        </w:rPr>
+        <w:t>Source PYQs testing this concept:</w:t>
+      </w:r>
+    </w:p>
+    <w:p>
+      <w:pPr>
+        <w:pStyle w:val="ListBullet"/>
+        <w:spacing w:after="40"/>
+      </w:pPr>
+      <w:r>
+        <w:rPr>
+          <w:b/>
+          <w:sz w:val="18"/>
+        </w:rPr>
+        <w:t xml:space="preserve">[2026 Evening Shift] Q#2 (MCQ): </w:t>
+      </w:r>
+      <w:r>
+        <w:rPr>
+          <w:sz w:val="18"/>
+        </w:rPr>
+        <w:t xml:space="preserve">"Let f(x)=⎧⎩⎨ (1 / 3), x ≤ π/2 \fracb(1-sinx)(π-2x)^2, x&gt;π/2 . If f is continuous a..."  </w:t>
+      </w:r>
+      <w:r>
+        <w:rPr>
+          <w:b/>
+          <w:color w:val="2B6CB0"/>
+          <w:sz w:val="18"/>
+        </w:rPr>
+        <w:t>[Ans: N/A]</w:t>
+      </w:r>
+    </w:p>
+    <w:p>
+      <w:pPr>
+        <w:pStyle w:val="ListBullet"/>
+        <w:spacing w:after="40"/>
+      </w:pPr>
+      <w:r>
+        <w:rPr>
+          <w:b/>
+          <w:sz w:val="18"/>
+        </w:rPr>
+        <w:t xml:space="preserve">[2026 Evening Shift] Q#2 (MCQ): </w:t>
+      </w:r>
+      <w:r>
+        <w:rPr>
+          <w:sz w:val="18"/>
+        </w:rPr>
+        <w:t xml:space="preserve">"Let (2^1-a+2^1+a),f(a),(3^a+3^-a) be in A.P. and α be the minimum value of f(a) . Then the value of the integral $\int_{l..."  </w:t>
+      </w:r>
+      <w:r>
+        <w:rPr>
+          <w:b/>
+          <w:color w:val="2B6CB0"/>
+          <w:sz w:val="18"/>
+        </w:rPr>
+        <w:t>[Ans: N/A]</w:t>
+      </w:r>
+    </w:p>
+    <w:p>
+      <w:pPr>
+        <w:pStyle w:val="ListBullet"/>
+        <w:spacing w:after="40"/>
+      </w:pPr>
+      <w:r>
+        <w:rPr>
+          <w:b/>
+          <w:sz w:val="18"/>
+        </w:rPr>
+        <w:t xml:space="preserve">[2026 Evening Shift] Q#2 (MCQ): </w:t>
+      </w:r>
+      <w:r>
+        <w:rPr>
+          <w:sz w:val="18"/>
+        </w:rPr>
+        <w:t xml:space="preserve">"The integral ∫_(0)^1cot^-1(1+x+x^2)dx is equal to :..."  </w:t>
+      </w:r>
+      <w:r>
+        <w:rPr>
+          <w:b/>
+          <w:color w:val="2B6CB0"/>
+          <w:sz w:val="18"/>
+        </w:rPr>
+        <w:t>[Ans: N/A]</w:t>
+      </w:r>
+    </w:p>
+    <w:p>
+      <w:pPr>
+        <w:spacing w:after="120"/>
+      </w:pPr>
+    </w:p>
+    <w:p>
+      <w:pPr>
+        <w:pStyle w:val="Heading2"/>
+      </w:pPr>
+      <w:r>
+        <w:rPr>
+          <w:color w:val="2B6CB0"/>
+          <w:sz w:val="24"/>
+        </w:rPr>
+        <w:t>3.2 Limit of a Sum &amp; Area Under Curves (Very High Yield — 150 PYQs)</w:t>
+      </w:r>
+    </w:p>
+    <w:p>
+      <w:r>
+        <w:rPr>
+          <w:b/>
+          <w:sz w:val="20"/>
+        </w:rPr>
+        <w:t xml:space="preserve">Core Principle: </w:t>
+      </w:r>
+      <w:r>
+        <w:rPr>
+          <w:sz w:val="20"/>
+        </w:rPr>
+        <w:t>Definite integrals as limits of Riemann sums (r/n o x, 1/n o dx), and enclosed area calculations between curves.</w:t>
+      </w:r>
+    </w:p>
+    <w:tbl>
+      <w:tblPr>
+        <w:tblW w:type="auto" w:w="0"/>
+        <w:jc w:val="center"/>
+        <w:tblLook w:firstColumn="1" w:firstRow="1" w:lastColumn="0" w:lastRow="0" w:noHBand="0" w:noVBand="1" w:val="04A0"/>
+      </w:tblPr>
+      <w:tblGrid>
+        <w:gridCol w:w="10080"/>
+      </w:tblGrid>
+      <w:tr>
+        <w:tc>
+          <w:tcPr>
+            <w:tcW w:type="dxa" w:w="10080"/>
+            <w:shd w:fill="FFF5F5"/>
+            <w:tcMar>
+              <w:top w:w="100" w:type="dxa"/>
+              <w:bottom w:w="100" w:type="dxa"/>
+              <w:left w:w="150" w:type="dxa"/>
+              <w:right w:w="150" w:type="dxa"/>
+            </w:tcMar>
+          </w:tcPr>
+          <w:p>
+            <w:r>
+              <w:rPr>
+                <w:b/>
+                <w:color w:val="C53030"/>
+                <w:sz w:val="19"/>
+              </w:rPr>
+              <w:t xml:space="preserve">⚠️ Common Trap / JEE Pitfall: </w:t>
+            </w:r>
+            <w:r>
+              <w:rPr>
+                <w:color w:val="2D3748"/>
+                <w:sz w:val="19"/>
+              </w:rPr>
+              <w:t>Area is always a positive geometric quantity; if the curve dips below the x-axis, take absolute value |∫ y\,dx|.</w:t>
+            </w:r>
+          </w:p>
+        </w:tc>
+      </w:tr>
+    </w:tbl>
+    <w:tbl>
+      <w:tblPr>
+        <w:tblW w:type="auto" w:w="0"/>
+        <w:jc w:val="center"/>
+        <w:tblLook w:firstColumn="1" w:firstRow="1" w:lastColumn="0" w:lastRow="0" w:noHBand="0" w:noVBand="1" w:val="04A0"/>
+      </w:tblPr>
+      <w:tblGrid>
+        <w:gridCol w:w="10080"/>
+      </w:tblGrid>
+      <w:tr>
+        <w:tc>
+          <w:tcPr>
+            <w:tcW w:type="dxa" w:w="10080"/>
+            <w:shd w:fill="F0FFF4"/>
+            <w:tcMar>
+              <w:top w:w="100" w:type="dxa"/>
+              <w:bottom w:w="100" w:type="dxa"/>
+              <w:left w:w="150" w:type="dxa"/>
+              <w:right w:w="150" w:type="dxa"/>
+            </w:tcMar>
+          </w:tcPr>
+          <w:p>
+            <w:r>
+              <w:rPr>
+                <w:b/>
+                <w:color w:val="276749"/>
+                <w:sz w:val="19"/>
+              </w:rPr>
+              <w:t xml:space="preserve">💡 Speed Hack / Trick: </w:t>
+            </w:r>
+            <w:r>
+              <w:rPr>
+                <w:color w:val="2D3748"/>
+                <w:sz w:val="19"/>
+              </w:rPr>
+              <w:t>Area bounded by y^2 = 4ax and x^2 = 4by is given directly by rac16ab3.</w:t>
             </w:r>
           </w:p>
         </w:tc>
@@ -662,6 +1049,79 @@
               <w:t>Solution Analysis:</w:t>
               <w:br/>
               <w:t>Let I=∫_(-(π / 4))^(π / 4)\frac32cos^4x1+e^sinxdx We will use the standard property: If I=∫_(-a)^af(x)dx, then I=∫_(-a)^af(-x)dx and hence 2I=∫_(-a)^a(f(x)+f(-x))dx Now here, f(x)=\frac32cos^4x1+e^sinx So, f(-x)=\frac32cos^4(-x)1+e^sin(-x) Using cos(-x)=cosx and sin(-x)=-sinx , f(-x)=\frac32cos^4x1+e^-sinx Therefore, f(x)+f(-x)=32cos^4x(\frac11+e^sinx+\frac11+e^-sinx) Now simplify the bracket: \frac11+e^sinx+\frac11+e^-sinx Let t=e^sinx . Then e^-sinx=(1 / t) . So, (1 / 1+t)+(1 / 1+(1 / t))=(1 / 1+t)+(t / 1+t)=1 Hence, f(x)+f(-x)=32cos^4x So, 2I=∫_(-(π / 4))^(π / 4)32cos^4xdx Thus, I=16∫_(-(π / 4))^(π / 4)cos^4xdx Since cos^4x is an even function, I=32∫_(0)^(π / 4)cos^4xdx Now use the identity cos^4x=(cos^2x)^2=((1+cos2x / 2))^2 which gives cos^4x=(3+4cos2x+cos4x / 8) Therefore, I=32∫_(0)^(π / 4)(3+4cos2x+cos4x / 8)dx I=4∫_(0)^(π / 4)(3+4cos2x+cos4x)dx Now integrate termwise: ∫ 3dx=3x,∫ 4cos2xdx=2sin2x,∫ cos4xdx=(sin4x / 4) So, I=4[3x+2sin2x+(sin4x / 4)]_(0)^(π / 4) At x=(π / 4) , 3x=(3π / 4),sin2x=sin(π / 2)=1,sin4x=sinπ=0 At x=0 , 3x=0,sin0=0 Hence, I=4((3π / 4)+2) I=3π+8 So the correct answer is: 3π+8 Hence, Option B is correct.</w:t>
+            </w:r>
+          </w:p>
+        </w:tc>
+      </w:tr>
+    </w:tbl>
+    <w:p>
+      <w:pPr>
+        <w:spacing w:after="120"/>
+      </w:pPr>
+    </w:p>
+    <w:p>
+      <w:pPr>
+        <w:spacing w:before="160" w:after="40"/>
+      </w:pPr>
+      <w:r>
+        <w:rPr>
+          <w:b/>
+          <w:color w:val="1A365D"/>
+          <w:sz w:val="22"/>
+        </w:rPr>
+        <w:t>Benchmark Problem 2: JEE Main 2026 (Online) 28th January Evening Shift (Q#2)</w:t>
+      </w:r>
+    </w:p>
+    <w:p>
+      <w:pPr>
+        <w:spacing w:after="80"/>
+      </w:pPr>
+      <w:r>
+        <w:rPr>
+          <w:sz w:val="20"/>
+        </w:rPr>
+        <w:t>Let f be a differentiable function satisfying f(x)=1-2x+∫_(0)^xe^(x-t)f(t)dt , x ∈ ℝ and let g(x)=∫_(0)^x(f(t)+2)^15(t-4)^6(t+12)^17dt , x ∈ ℝ . If p and q are respectively the points of local minima and local maxima of g , then the value of |p+q| is equal to ________.</w:t>
+      </w:r>
+    </w:p>
+    <w:tbl>
+      <w:tblPr>
+        <w:tblW w:type="auto" w:w="0"/>
+        <w:jc w:val="center"/>
+        <w:tblLook w:firstColumn="1" w:firstRow="1" w:lastColumn="0" w:lastRow="0" w:noHBand="0" w:noVBand="1" w:val="04A0"/>
+      </w:tblPr>
+      <w:tblGrid>
+        <w:gridCol w:w="10080"/>
+      </w:tblGrid>
+      <w:tr>
+        <w:tc>
+          <w:tcPr>
+            <w:tcW w:type="dxa" w:w="10080"/>
+            <w:shd w:fill="F7FAFC"/>
+            <w:tcMar>
+              <w:top w:w="100" w:type="dxa"/>
+              <w:bottom w:w="100" w:type="dxa"/>
+              <w:left w:w="150" w:type="dxa"/>
+              <w:right w:w="150" w:type="dxa"/>
+            </w:tcMar>
+          </w:tcPr>
+          <w:p>
+            <w:r>
+              <w:rPr>
+                <w:b/>
+                <w:color w:val="1A365D"/>
+                <w:sz w:val="19"/>
+              </w:rPr>
+              <w:t>Correct Answer: 9</w:t>
+              <w:br/>
+            </w:r>
+            <w:r>
+              <w:rPr>
+                <w:color w:val="2D3748"/>
+                <w:sz w:val="18"/>
+              </w:rPr>
+              <w:t>Solution Analysis:</w:t>
+              <w:br/>
+              <w:t>The given equation is: f(x)=1-2x+∫_(0)^xe^(x-t)f(t)dt Since e^(x-t)=e^x · e^-t , we can move e^x outside the integral because it is constant relative to t f(x)=1-2x+e^x∫_(0)^xe^-tf(t)dt Differentiate both sides with respect to x using the Leibniz Rule and the product rule: f^'(x)=-2+[e^x∫_(0)^xe^-tf(t)dt+e^x(e^-xf(x))] Now, we use substitution from our original equation. Notice that e^x∫_(0)^xe^-tf(t)dt=f(x)-(1-2x) . Substituting this back into the derivative expression: f^'(x)=-2+[f(x)-1+2x]+f(x) ⇒ f^'(x)=2f(x)+2x-3 Combine the terms to get the linear differential equatio in the form of (df(x) / dx)+P(x)f(x)=Q(x) (df(x) / dx)-2f(x)=2x-3 Solve for f(x) Integrating Factor (IF): e^∫ -2dx=e^-2x General Solution: f(x) · e^-2x=∫ (2x-3)e^-2xdx By integrating the right side (Integration by Parts), we get f(x)=1-x+Ce^2x . Using f(0)=1 (from the original equation), we find C=0 . Result: f(x)=1-x . Find the Extrema of g(x) g(x)=∫_(0)^x(f(t)+2)^15(t-4)^6(t+12)^17dt Differentiate both sides with respect to x using the Leibniz Rule g^'(x)=(f(x)+2)^15(x-4)^6(x+12)^17 Substitute f(x)=1-x : g^'(x)=(1-x+2)^15(x-4)^6(x+12)^17 g^'(x)=(3-x)^15(x-4)^6(x+12)^17 Critical points: x=3,4,-12 . Plot on number line to find local maxima and minima. Local Minima ( p ): At x=-12,g^'(x) changes sign from negative to positive. Thus, p=-12 . Local Maxima ( q ): At x=3,g^'(x) changes sign from positive to negative. Thus, q=3 . x=4 : No sign change occurs (even power 6), so it is not a local extremum. Final Answer |p+q|=|-12+3|=|-9|=9 The value of |p+q| is 9 .</w:t>
             </w:r>
           </w:p>
         </w:tc>

--- a/dist/exports/definite-integration_revision_notes.docx
+++ b/dist/exports/definite-integration_revision_notes.docx
@@ -209,7 +209,7 @@
               <w:rPr>
                 <w:sz w:val="19"/>
               </w:rPr>
-              <w:t>173 PYQs</w:t>
+              <w:t>306 PYQs</w:t>
             </w:r>
           </w:p>
         </w:tc>
@@ -296,7 +296,7 @@
               <w:rPr>
                 <w:sz w:val="19"/>
               </w:rPr>
-              <w:t>150 PYQs</w:t>
+              <w:t>16 PYQs</w:t>
             </w:r>
           </w:p>
         </w:tc>
@@ -517,7 +517,7 @@
           <w:color w:val="2B6CB0"/>
           <w:sz w:val="24"/>
         </w:rPr>
-        <w:t>3.1 King's Property &amp; Definite Integral Properties (Very High Yield — 173 PYQs)</w:t>
+        <w:t>3.1 King's Property &amp; Definite Integral Properties (Very High Yield — 306 PYQs)</w:t>
       </w:r>
     </w:p>
     <w:p>
@@ -640,13 +640,13 @@
           <w:b/>
           <w:sz w:val="18"/>
         </w:rPr>
-        <w:t xml:space="preserve">[2026 Evening Shift] Q#2 (MCQ): </w:t>
+        <w:t xml:space="preserve">[2026 Evening Shift] Q#1 (MCQ): </w:t>
       </w:r>
       <w:r>
         <w:rPr>
           <w:sz w:val="18"/>
         </w:rPr>
-        <w:t xml:space="preserve">"Let f(x)=⎧⎩⎨ (1 / 3), x ≤ π/2 \fracb(1-sinx)(π-2x)^2, x&gt;π/2 . If f is continuous a..."  </w:t>
+        <w:t xml:space="preserve">"The value of the integral ∫_(0)^2\frac√(x(x^2)+x+1)(√(x+1))(√(x^4)+x^2+1)dx is equal to:..."  </w:t>
       </w:r>
       <w:r>
         <w:rPr>
@@ -667,13 +667,13 @@
           <w:b/>
           <w:sz w:val="18"/>
         </w:rPr>
-        <w:t xml:space="preserve">[2026 Evening Shift] Q#2 (MCQ): </w:t>
+        <w:t xml:space="preserve">[2026 Morning Shift] Q#1 (MCQ): </w:t>
       </w:r>
       <w:r>
         <w:rPr>
           <w:sz w:val="18"/>
         </w:rPr>
-        <w:t xml:space="preserve">"Let (2^1-a+2^1+a),f(a),(3^a+3^-a) be in A.P. and α be the minimum value of f(a) . Then the value of the integral $\int_{l..."  </w:t>
+        <w:t xml:space="preserve">"The value of the integral ∫_(-(π / 4))^(π / 4)(\frac32cos^4x1+e^sinx)dx is :..."  </w:t>
       </w:r>
       <w:r>
         <w:rPr>
@@ -681,7 +681,7 @@
           <w:color w:val="2B6CB0"/>
           <w:sz w:val="18"/>
         </w:rPr>
-        <w:t>[Ans: N/A]</w:t>
+        <w:t>[Ans: B]</w:t>
       </w:r>
     </w:p>
     <w:p>
@@ -694,13 +694,13 @@
           <w:b/>
           <w:sz w:val="18"/>
         </w:rPr>
-        <w:t xml:space="preserve">[2026 Evening Shift] Q#2 (MCQ): </w:t>
+        <w:t xml:space="preserve">[2026 Evening Shift] Q#1 (MCQ): </w:t>
       </w:r>
       <w:r>
         <w:rPr>
           <w:sz w:val="18"/>
         </w:rPr>
-        <w:t xml:space="preserve">"The integral ∫_(0)^1cot^-1(1+x+x^2)dx is equal to :..."  </w:t>
+        <w:t xml:space="preserve">"If α=1 and β=1+i√(2) , where i=√(-1) are two roots of the equation x^3+ax^2+bx+c=0,a,b, ∈ ℝ , then $\int_{-1}..."  </w:t>
       </w:r>
       <w:r>
         <w:rPr>
@@ -708,7 +708,7 @@
           <w:color w:val="2B6CB0"/>
           <w:sz w:val="18"/>
         </w:rPr>
-        <w:t>[Ans: N/A]</w:t>
+        <w:t>[Ans: C]</w:t>
       </w:r>
     </w:p>
     <w:p>
@@ -725,7 +725,7 @@
           <w:color w:val="2B6CB0"/>
           <w:sz w:val="24"/>
         </w:rPr>
-        <w:t>3.2 Limit of a Sum &amp; Area Under Curves (Very High Yield — 150 PYQs)</w:t>
+        <w:t>3.2 Limit of a Sum &amp; Area Under Curves (Very High Yield — 16 PYQs)</w:t>
       </w:r>
     </w:p>
     <w:p>
@@ -848,13 +848,13 @@
           <w:b/>
           <w:sz w:val="18"/>
         </w:rPr>
-        <w:t xml:space="preserve">[2026 Evening Shift] Q#1 (MCQ): </w:t>
+        <w:t xml:space="preserve">[2026 Morning Shift] Q#2 (Numerical): </w:t>
       </w:r>
       <w:r>
         <w:rPr>
           <w:sz w:val="18"/>
         </w:rPr>
-        <w:t xml:space="preserve">"The value of the integral ∫_(0)^2\frac√(x(x^2)+x+1)(√(x+1))(√(x^4)+x^2+1)dx is equal to:..."  </w:t>
+        <w:t xml:space="preserve">"6∫_(0)^π|(sin3x+sin2x+sinx)|dx is equal to ____ ...."  </w:t>
       </w:r>
       <w:r>
         <w:rPr>
@@ -862,7 +862,7 @@
           <w:color w:val="2B6CB0"/>
           <w:sz w:val="18"/>
         </w:rPr>
-        <w:t>[Ans: N/A]</w:t>
+        <w:t>[Ans: 17]</w:t>
       </w:r>
     </w:p>
     <w:p>
@@ -875,13 +875,13 @@
           <w:b/>
           <w:sz w:val="18"/>
         </w:rPr>
-        <w:t xml:space="preserve">[2026 Morning Shift] Q#1 (MCQ): </w:t>
+        <w:t xml:space="preserve">[2026 Morning Shift] Q#3 (Numerical): </w:t>
       </w:r>
       <w:r>
         <w:rPr>
           <w:sz w:val="18"/>
         </w:rPr>
-        <w:t xml:space="preserve">"The value of the integral ∫_(-(π / 4))^(π / 4)(\frac32cos^4x1+e^sinx)dx is :..."  </w:t>
+        <w:t xml:space="preserve">"The value of∑_(r=1)^20(|√(π(∫_(0)^r)x|sinπ x|dx)|)is..."  </w:t>
       </w:r>
       <w:r>
         <w:rPr>
@@ -889,7 +889,7 @@
           <w:color w:val="2B6CB0"/>
           <w:sz w:val="18"/>
         </w:rPr>
-        <w:t>[Ans: B]</w:t>
+        <w:t>[Ans: 210]</w:t>
       </w:r>
     </w:p>
     <w:p>
@@ -902,13 +902,13 @@
           <w:b/>
           <w:sz w:val="18"/>
         </w:rPr>
-        <w:t xml:space="preserve">[2026 Evening Shift] Q#1 (MCQ): </w:t>
+        <w:t xml:space="preserve">[2024 Morning Shift] Q#1 (Numerical): </w:t>
       </w:r>
       <w:r>
         <w:rPr>
           <w:sz w:val="18"/>
         </w:rPr>
-        <w:t xml:space="preserve">"If α=1 and β=1+i√(2) , where i=√(-1) are two roots of the equation x^3+ax^2+bx+c=0,a,b, ∈ ℝ , then $\int_{-1}..."  </w:t>
+        <w:t xml:space="preserve">"Let S=(-1,∞) and f:S → ℝ be defined as $f(x)=\int_{-1}^{x}(e^{t}-1)^{11}(2t-1)^{5}(t-2)^{7}(t-3)^{12}(2t-10)^{61}dt\text{..."  </w:t>
       </w:r>
       <w:r>
         <w:rPr>
@@ -916,7 +916,7 @@
           <w:color w:val="2B6CB0"/>
           <w:sz w:val="18"/>
         </w:rPr>
-        <w:t>[Ans: C]</w:t>
+        <w:t>[Ans: 27]</w:t>
       </w:r>
     </w:p>
     <w:p>
@@ -1069,7 +1069,7 @@
           <w:color w:val="1A365D"/>
           <w:sz w:val="22"/>
         </w:rPr>
-        <w:t>Benchmark Problem 2: JEE Main 2026 (Online) 28th January Evening Shift (Q#2)</w:t>
+        <w:t>Benchmark Problem 2: JEE Main 2026 (Online) 21st January Morning Shift (Q#2)</w:t>
       </w:r>
     </w:p>
     <w:p>
@@ -1080,7 +1080,7 @@
         <w:rPr>
           <w:sz w:val="20"/>
         </w:rPr>
-        <w:t>Let f be a differentiable function satisfying f(x)=1-2x+∫_(0)^xe^(x-t)f(t)dt , x ∈ ℝ and let g(x)=∫_(0)^x(f(t)+2)^15(t-4)^6(t+12)^17dt , x ∈ ℝ . If p and q are respectively the points of local minima and local maxima of g , then the value of |p+q| is equal to ________.</w:t>
+        <w:t>6∫_(0)^π|(sin3x+sin2x+sinx)|dx is equal to ____ .</w:t>
       </w:r>
     </w:p>
     <w:tbl>
@@ -1111,7 +1111,7 @@
                 <w:color w:val="1A365D"/>
                 <w:sz w:val="19"/>
               </w:rPr>
-              <w:t>Correct Answer: 9</w:t>
+              <w:t>Correct Answer: 17</w:t>
               <w:br/>
             </w:r>
             <w:r>
@@ -1121,7 +1121,7 @@
               </w:rPr>
               <w:t>Solution Analysis:</w:t>
               <w:br/>
-              <w:t>The given equation is: f(x)=1-2x+∫_(0)^xe^(x-t)f(t)dt Since e^(x-t)=e^x · e^-t , we can move e^x outside the integral because it is constant relative to t f(x)=1-2x+e^x∫_(0)^xe^-tf(t)dt Differentiate both sides with respect to x using the Leibniz Rule and the product rule: f^'(x)=-2+[e^x∫_(0)^xe^-tf(t)dt+e^x(e^-xf(x))] Now, we use substitution from our original equation. Notice that e^x∫_(0)^xe^-tf(t)dt=f(x)-(1-2x) . Substituting this back into the derivative expression: f^'(x)=-2+[f(x)-1+2x]+f(x) ⇒ f^'(x)=2f(x)+2x-3 Combine the terms to get the linear differential equatio in the form of (df(x) / dx)+P(x)f(x)=Q(x) (df(x) / dx)-2f(x)=2x-3 Solve for f(x) Integrating Factor (IF): e^∫ -2dx=e^-2x General Solution: f(x) · e^-2x=∫ (2x-3)e^-2xdx By integrating the right side (Integration by Parts), we get f(x)=1-x+Ce^2x . Using f(0)=1 (from the original equation), we find C=0 . Result: f(x)=1-x . Find the Extrema of g(x) g(x)=∫_(0)^x(f(t)+2)^15(t-4)^6(t+12)^17dt Differentiate both sides with respect to x using the Leibniz Rule g^'(x)=(f(x)+2)^15(x-4)^6(x+12)^17 Substitute f(x)=1-x : g^'(x)=(1-x+2)^15(x-4)^6(x+12)^17 g^'(x)=(3-x)^15(x-4)^6(x+12)^17 Critical points: x=3,4,-12 . Plot on number line to find local maxima and minima. Local Minima ( p ): At x=-12,g^'(x) changes sign from negative to positive. Thus, p=-12 . Local Maxima ( q ): At x=3,g^'(x) changes sign from positive to negative. Thus, q=3 . x=4 : No sign change occurs (even power 6), so it is not a local extremum. Final Answer |p+q|=|-12+3|=|-9|=9 The value of |p+q| is 9 .</w:t>
+              <w:t>Let, I=∫_(0)^π|sin3x+sin2x+sinx|dx We know, sin3x+sinx=2sin2xcosx ∴ sin3x+sin2x+sinx=2sin2xcosx+sin2x=sin2x(2cosx+1) I=∫_(0)^π|sin2x(2cosx+1)|dx Critical points : ∀x ∈ [0,π] sin2x=0 ⇒ x=0,(π / 2),π ⇒ 2cosx+1=0 ⇒ cosx=-(1 / 2) ⇒ x=(2π / 3) 2cosx+1&gt;0 ∀x ∈ [0,2π/3) 2cosx+1 ≤ 0 ∀x ∈ [2π/3,π] Interval sign of sin 2x sign of 2 cos x + 1 sign of (sin 2x)(2 cos x + 1) (0, π/2) + + + (π/2, 2π/3) − + − (2π/3, π) − − + I=∫_(0)^π/2sin2x(2cosx+1)dx-∫_(π/2)^2π/3sin2x(2cosx+1)dx+∫_(2π/3)^πsin2x(2cosx+1)dx Using, sin2x=2sinxcosx I=∫_(0)^π/22sinx(2cos^2x+cosx)dx-∫_(π/2)^2π/32sinx(2cos^2x+cosx)dx+∫_(2π/3)^π2sinx(2cos^2x+cosx)dx Let t=cosx,sinxdx=-dt , limits get change I=∫_(1)^0-2(2t^2+t)dt+∫_(0)^-1/22(2t^2+t)dt-∫_(-1/2)^-12(2t^2+t)dt ⇒ I=2∫_(0)^1(2t^2+t)dt-2∫_(-1/2)^0(2t^2+t)dt+2∫_(-1)^-1/2(2t^2+t)dt ⇒ I=2[(\frac2t^33+\fract^22)_(-1)^-1/2-(\frac2t^33+\fract^22)_(-1/2)^0+(\frac2t^33+\fract^22)_(0)^1] Ist part=[(2 / 3)(-1/2)^3+(1 / 2)(-1/2)^2-(2 / 3)(-1)^3+(1 / 2)(-1)^2]=[-1/12+1/8+2/3-1/2]=(5 / 24) IInd part=[(2 / 3)(0)+0-(2 / 3)(-1/2)^3+(1 / 2)(-1/2)^2]=[1/12-1/8]=-(1 / 24) IIIrd part=[(2 / 3)(1)^3+(1 / 2)(1)^2-0+0]=(7 / 6)=(28 / 24) ⇒ I=2[(5 / 24)-(-1/24)+(28 / 24)]=2 × (34 / 24)=(17 / 6) ⇒ 6I=17</w:t>
             </w:r>
           </w:p>
         </w:tc>
